--- a/solutions/lab_02/REPORT.docx
+++ b/solutions/lab_02/REPORT.docx
@@ -461,7 +461,7 @@
           <w:sz w:val="24"/>
           <w:szCs w:val="24"/>
         </w:rPr>
-        <w:t>Дата: 27.10.2026</w:t>
+        <w:t>Дата: 28.10.2026</w:t>
       </w:r>
       <w:r>
         <w:rPr>
@@ -644,7 +644,7 @@
           <w:color w:val="000000"/>
           <w:sz w:val="28"/>
         </w:rPr>
-        <w:t>Исследовать ссылочную модель Python, изменяемость и копирование объектов, подсчёт ссылок, циклическую сборку мусора и способы измерения памяти.</w:t>
+        <w:t>Разобраться, как переменные связаны с объектами, чем отличаются способы копирования и как Python освобождает и использует память.</w:t>
       </w:r>
     </w:p>
     <w:p>
@@ -682,7 +682,7 @@
           <w:color w:val="000000"/>
           <w:sz w:val="28"/>
         </w:rPr>
-        <w:t>Основные измерения выполнены в CPython 3.11.9, Windows AMD64. Дополнительно все программы проверены в CPython 3.14.7 из окружения PyCharm. Полный вывод первого запуска находится в EXPERIMENTS.txt, дополнительного — в EXPERIMENTS_314.txt. Прогноз выводится перед каждым экспериментом. Числа id(), размеры и статистика сборщика могут отличаться между запусками и версиями; сравниваются прежде всего отношения между объектами.</w:t>
+        <w:t>Работа проверена в CPython 3.11.9 и 3.14.7 на Windows. Числа ниже получены в CPython 3.11.9. Полный вывод программ сохранён в EXPERIMENTS.txt и EXPERIMENTS_314.txt. В другом запуске значения id() и измерения памяти могут отличаться.</w:t>
       </w:r>
     </w:p>
     <w:p>
@@ -739,83 +739,64 @@
           <w:color w:val="000000"/>
           <w:sz w:val="28"/>
         </w:rPr>
-        <w:t>Прогноз A: после b = a имена связаны с одним целым числом. После a += 1 получатся значения 11 и 10, идентификаторы станут различаться.</w:t>
-      </w:r>
-    </w:p>
-    <w:p>
-      <w:pPr>
-        <w:keepNext w:val="0"/>
-        <w:pageBreakBefore w:val="0"/>
-        <w:widowControl/>
-        <w:spacing w:line="360" w:lineRule="auto" w:before="0" w:after="0"/>
-        <w:ind w:firstLine="709"/>
-        <w:jc w:val="both"/>
-      </w:pPr>
-      <w:r>
-        <w:rPr>
-          <w:rFonts w:ascii="Times New Roman" w:hAnsi="Times New Roman"/>
-          <w:b w:val="0"/>
-          <w:color w:val="000000"/>
-          <w:sz w:val="28"/>
-        </w:rPr>
-        <w:t>Фактически: сначала выведены 10 и 10 с одинаковыми id(), затем 11 и 10 с разными id(). Целое число неизменяемо: операция не изменяет объект 10, а связывает имя a с результатом 11. Имя b продолжает обозначать 10.</w:t>
-      </w:r>
-    </w:p>
-    <w:p>
-      <w:pPr>
-        <w:keepNext w:val="0"/>
-        <w:pageBreakBefore w:val="0"/>
-        <w:widowControl/>
-        <w:spacing w:line="360" w:lineRule="auto" w:before="0" w:after="0"/>
-        <w:ind w:firstLine="709"/>
-        <w:jc w:val="both"/>
-      </w:pPr>
-      <w:r>
-        <w:rPr>
-          <w:rFonts w:ascii="Times New Roman" w:hAnsi="Times New Roman"/>
-          <w:b w:val="0"/>
-          <w:color w:val="000000"/>
-          <w:sz w:val="28"/>
-        </w:rPr>
-        <w:t>Прогноз B: second.append(30) изменит общий список. Новый список с теми же значениями будет равен исходному по ==, но отличаться по is.</w:t>
-      </w:r>
-    </w:p>
-    <w:p>
-      <w:pPr>
-        <w:keepNext w:val="0"/>
-        <w:pageBreakBefore w:val="0"/>
-        <w:widowControl/>
-        <w:spacing w:line="360" w:lineRule="auto" w:before="0" w:after="0"/>
-        <w:ind w:firstLine="709"/>
-        <w:jc w:val="both"/>
-      </w:pPr>
-      <w:r>
-        <w:rPr>
-          <w:rFonts w:ascii="Times New Roman" w:hAnsi="Times New Roman"/>
-          <w:b w:val="0"/>
-          <w:color w:val="000000"/>
-          <w:sz w:val="28"/>
-        </w:rPr>
-        <w:t>Фактически: оба имени сначала показывают [10, 20], после append — [10, 20, 30]; их идентификаторы равны. После second = [10, 20, 30] результат == равен True, а is — False. Добавление 40 изменяет только second: first остаётся [10, 20, 30].</w:t>
-      </w:r>
-    </w:p>
-    <w:p>
-      <w:pPr>
-        <w:keepNext w:val="0"/>
-        <w:pageBreakBefore w:val="0"/>
-        <w:widowControl/>
-        <w:spacing w:line="360" w:lineRule="auto" w:before="0" w:after="0"/>
-        <w:ind w:firstLine="709"/>
-        <w:jc w:val="both"/>
-      </w:pPr>
-      <w:r>
-        <w:rPr>
-          <w:rFonts w:ascii="Times New Roman" w:hAnsi="Times New Roman"/>
-          <w:b w:val="0"/>
-          <w:color w:val="000000"/>
-          <w:sz w:val="28"/>
-        </w:rPr>
-        <w:t>Схемы связей до и после переназначения приведены ниже.</w:t>
+        <w:t>Прогноз для чисел: сначала a и b указывают на число 10. После a += 1 значение a будет 11, а b останется 10.</w:t>
+      </w:r>
+    </w:p>
+    <w:p>
+      <w:pPr>
+        <w:keepNext w:val="0"/>
+        <w:pageBreakBefore w:val="0"/>
+        <w:widowControl/>
+        <w:spacing w:line="360" w:lineRule="auto" w:before="0" w:after="0"/>
+        <w:ind w:firstLine="709"/>
+        <w:jc w:val="both"/>
+      </w:pPr>
+      <w:r>
+        <w:rPr>
+          <w:rFonts w:ascii="Times New Roman" w:hAnsi="Times New Roman"/>
+          <w:b w:val="0"/>
+          <w:color w:val="000000"/>
+          <w:sz w:val="28"/>
+        </w:rPr>
+        <w:t>Результат: сначала получено 10 10 и одинаковые id(). После изменения получено 11 10 и разные id(). Число 10 нельзя изменить на месте: имя a теперь указывает на 11, а имя b всё ещё указывает на 10.</w:t>
+      </w:r>
+    </w:p>
+    <w:p>
+      <w:pPr>
+        <w:keepNext w:val="0"/>
+        <w:pageBreakBefore w:val="0"/>
+        <w:widowControl/>
+        <w:spacing w:line="360" w:lineRule="auto" w:before="0" w:after="0"/>
+        <w:ind w:firstLine="709"/>
+        <w:jc w:val="both"/>
+      </w:pPr>
+      <w:r>
+        <w:rPr>
+          <w:rFonts w:ascii="Times New Roman" w:hAnsi="Times New Roman"/>
+          <w:b w:val="0"/>
+          <w:color w:val="000000"/>
+          <w:sz w:val="28"/>
+        </w:rPr>
+        <w:t>Прогноз для списков: после second = first список общий. Добавление элемента через second будет видно и через first. После создания нового списка изменения станут независимыми.</w:t>
+      </w:r>
+    </w:p>
+    <w:p>
+      <w:pPr>
+        <w:keepNext w:val="0"/>
+        <w:pageBreakBefore w:val="0"/>
+        <w:widowControl/>
+        <w:spacing w:line="360" w:lineRule="auto" w:before="0" w:after="0"/>
+        <w:ind w:firstLine="709"/>
+        <w:jc w:val="both"/>
+      </w:pPr>
+      <w:r>
+        <w:rPr>
+          <w:rFonts w:ascii="Times New Roman" w:hAnsi="Times New Roman"/>
+          <w:b w:val="0"/>
+          <w:color w:val="000000"/>
+          <w:sz w:val="28"/>
+        </w:rPr>
+        <w:t>Результат: после append(30) оба имени показывают [10, 20, 30]. После second = [10, 20, 30] сравнение == даёт True, а is — False. После добавления 40 список first не меняется. На рисунке 1 показаны связи до и после переназначения.</w:t>
       </w:r>
     </w:p>
     <w:p>
@@ -835,10 +816,10 @@
           <w:color w:val="000000"/>
           <w:sz w:val="24"/>
         </w:rPr>
-        <w:t>До:     first  → список A [10, 20, 30] ← second</w:t>
+        <w:t>До:     first → список A [10, 20, 30] ← second</w:t>
         <w:br/>
         <w:br/>
-        <w:t>После:  first  → список A [10, 20, 30]</w:t>
+        <w:t>После:  first → список A [10, 20, 30]</w:t>
         <w:br/>
         <w:t xml:space="preserve">        second → список B [10, 20, 30]</w:t>
       </w:r>
@@ -859,65 +840,102 @@
           <w:color w:val="000000"/>
           <w:sz w:val="24"/>
         </w:rPr>
-        <w:t>Рисунок 1 — Связи имён и списков до и после переназначения</w:t>
-      </w:r>
-    </w:p>
-    <w:p>
-      <w:pPr>
-        <w:keepNext w:val="0"/>
-        <w:pageBreakBefore w:val="0"/>
-        <w:widowControl/>
-        <w:spacing w:line="360" w:lineRule="auto" w:before="0" w:after="0"/>
-        <w:ind w:firstLine="709"/>
-        <w:jc w:val="both"/>
-      </w:pPr>
-      <w:r>
-        <w:rPr>
-          <w:rFonts w:ascii="Times New Roman" w:hAnsi="Times New Roman"/>
-          <w:b w:val="0"/>
-          <w:color w:val="000000"/>
-          <w:sz w:val="28"/>
-        </w:rPr>
-        <w:t>Практическая задача. Конфигурация содержит имя проекта, members и вложенный список parameters. Прогноз: простое присваивание оставит общий словарь, глубокая копия даст независимые изменяемые объекты.</w:t>
-      </w:r>
-    </w:p>
-    <w:p>
-      <w:pPr>
-        <w:keepNext w:val="0"/>
-        <w:pageBreakBefore w:val="0"/>
-        <w:widowControl/>
-        <w:spacing w:line="360" w:lineRule="auto" w:before="0" w:after="0"/>
-        <w:ind w:firstLine="709"/>
-        <w:jc w:val="both"/>
-      </w:pPr>
-      <w:r>
-        <w:rPr>
-          <w:rFonts w:ascii="Times New Roman" w:hAnsi="Times New Roman"/>
-          <w:b w:val="0"/>
-          <w:color w:val="000000"/>
-          <w:sz w:val="28"/>
-        </w:rPr>
-        <w:t>Фактически: добавление Анны и замена debug на release через alias видны в project. После deepcopy() добавление Ивана и установка четырёх исполнителей меняют только независимую конфигурацию. В исходной остаются Лев и Анна, число исполнителей равно 1. Проверки assert подтверждают различие словарей, списков участников, списков параметров и каждой вложенной строки.</w:t>
-      </w:r>
-    </w:p>
-    <w:p>
-      <w:pPr>
-        <w:keepNext w:val="0"/>
-        <w:keepLines w:val="0"/>
-        <w:pageBreakBefore w:val="0"/>
-        <w:widowControl/>
-        <w:spacing w:line="360" w:lineRule="auto" w:before="0" w:after="0"/>
-        <w:ind w:firstLine="709"/>
-        <w:jc w:val="both"/>
-      </w:pPr>
-      <w:r>
-        <w:rPr>
-          <w:rFonts w:ascii="Times New Roman" w:hAnsi="Times New Roman"/>
-          <w:b w:val="0"/>
-          <w:color w:val="000000"/>
-          <w:sz w:val="28"/>
-        </w:rPr>
-        <w:t>Ответы на вопросы. 1. Присваивание second = first не меняет объект; оно создаёт связь имени с уже существующим объектом. 2. Неизменяемый объект нельзя изменить на месте, поэтому имя связывается с результатом операции. 3. Проверка is определяет идентичность; одинаковый id() у одновременно существующих объектов также означает один объект. Проверка == сравнивает значения.</w:t>
+        <w:t>Рисунок 1 — Связи имён и списков</w:t>
+      </w:r>
+    </w:p>
+    <w:p>
+      <w:pPr>
+        <w:keepNext w:val="0"/>
+        <w:pageBreakBefore w:val="0"/>
+        <w:widowControl/>
+        <w:spacing w:line="360" w:lineRule="auto" w:before="0" w:after="0"/>
+        <w:ind w:firstLine="709"/>
+        <w:jc w:val="both"/>
+      </w:pPr>
+      <w:r>
+        <w:rPr>
+          <w:rFonts w:ascii="Times New Roman" w:hAnsi="Times New Roman"/>
+          <w:b w:val="0"/>
+          <w:color w:val="000000"/>
+          <w:sz w:val="28"/>
+        </w:rPr>
+        <w:t>Практическая задача. Прогноз: присваивание конфигурации не создаст копию, а deepcopy() создаст независимые вложенные списки. Результат: добавление Анны через alias меняет и project. После deepcopy() добавление Ивана и замена числа исполнителей на 4 меняют только independent. В project остаются Лев и Анна и один исполнитель. Независимость проверена через assert.</w:t>
+      </w:r>
+    </w:p>
+    <w:p>
+      <w:pPr>
+        <w:keepNext w:val="0"/>
+        <w:pageBreakBefore w:val="0"/>
+        <w:widowControl/>
+        <w:spacing w:line="360" w:lineRule="auto" w:before="0" w:after="0"/>
+        <w:ind w:firstLine="709"/>
+        <w:jc w:val="both"/>
+      </w:pPr>
+      <w:r>
+        <w:rPr>
+          <w:rFonts w:ascii="Times New Roman" w:hAnsi="Times New Roman"/>
+          <w:b w:val="0"/>
+          <w:color w:val="000000"/>
+          <w:sz w:val="28"/>
+        </w:rPr>
+        <w:t>Ответы на вопросы:</w:t>
+      </w:r>
+    </w:p>
+    <w:p>
+      <w:pPr>
+        <w:keepNext w:val="0"/>
+        <w:pageBreakBefore w:val="0"/>
+        <w:widowControl/>
+        <w:spacing w:line="360" w:lineRule="auto" w:before="0" w:after="0"/>
+        <w:ind w:firstLine="709"/>
+        <w:jc w:val="both"/>
+      </w:pPr>
+      <w:r>
+        <w:rPr>
+          <w:rFonts w:ascii="Times New Roman" w:hAnsi="Times New Roman"/>
+          <w:b w:val="0"/>
+          <w:color w:val="000000"/>
+          <w:sz w:val="28"/>
+        </w:rPr>
+        <w:t>1. Присваивание не меняет и не копирует объект. Оно связывает с ним ещё одно имя.</w:t>
+      </w:r>
+    </w:p>
+    <w:p>
+      <w:pPr>
+        <w:keepNext w:val="0"/>
+        <w:pageBreakBefore w:val="0"/>
+        <w:widowControl/>
+        <w:spacing w:line="360" w:lineRule="auto" w:before="0" w:after="0"/>
+        <w:ind w:firstLine="709"/>
+        <w:jc w:val="both"/>
+      </w:pPr>
+      <w:r>
+        <w:rPr>
+          <w:rFonts w:ascii="Times New Roman" w:hAnsi="Times New Roman"/>
+          <w:b w:val="0"/>
+          <w:color w:val="000000"/>
+          <w:sz w:val="28"/>
+        </w:rPr>
+        <w:t>2. Неизменяемый объект нельзя поменять на месте. После операции имя указывает на результат.</w:t>
+      </w:r>
+    </w:p>
+    <w:p>
+      <w:pPr>
+        <w:keepNext w:val="0"/>
+        <w:pageBreakBefore w:val="0"/>
+        <w:widowControl/>
+        <w:spacing w:line="360" w:lineRule="auto" w:before="0" w:after="0"/>
+        <w:ind w:firstLine="709"/>
+        <w:jc w:val="both"/>
+      </w:pPr>
+      <w:r>
+        <w:rPr>
+          <w:rFonts w:ascii="Times New Roman" w:hAnsi="Times New Roman"/>
+          <w:b w:val="0"/>
+          <w:color w:val="000000"/>
+          <w:sz w:val="28"/>
+        </w:rPr>
+        <w:t>3. is проверяет, один ли это объект. == проверяет равенство значений. Одинаковые id() у одновременно существующих объектов также означают один объект.</w:t>
       </w:r>
     </w:p>
     <w:p>
@@ -974,64 +992,26 @@
           <w:color w:val="000000"/>
           <w:sz w:val="28"/>
         </w:rPr>
-        <w:t>Прогноз: добавление предмета во внешний список затронет original и alias. Изменение вложенной оценки затронет также shallow. Копия deep сохранит исходные данные.</w:t>
-      </w:r>
-    </w:p>
-    <w:p>
-      <w:pPr>
-        <w:keepNext w:val="0"/>
-        <w:pageBreakBefore w:val="0"/>
-        <w:widowControl/>
-        <w:spacing w:line="360" w:lineRule="auto" w:before="0" w:after="0"/>
-        <w:ind w:firstLine="709"/>
-        <w:jc w:val="both"/>
-      </w:pPr>
-      <w:r>
-        <w:rPr>
-          <w:rFonts w:ascii="Times New Roman" w:hAnsi="Times New Roman"/>
-          <w:b w:val="0"/>
-          <w:color w:val="000000"/>
-          <w:sz w:val="28"/>
-        </w:rPr>
-        <w:t>Фактически: после добавления Databases длины original и alias равны 3, остальных — 2. После изменения оценки Python исходный список, псевдоним и поверхностная копия содержат оценку 3, глубокая копия — 5. Идентификаторы внешних списков у original и alias совпадают; у остальных различаются. Первая вложенная строка общая у original, alias, shallow, но отдельная у deep.</w:t>
-      </w:r>
-    </w:p>
-    <w:p>
-      <w:pPr>
-        <w:keepNext w:val="0"/>
-        <w:pageBreakBefore w:val="0"/>
-        <w:widowControl/>
-        <w:spacing w:line="360" w:lineRule="auto" w:before="0" w:after="0"/>
-        <w:ind w:firstLine="709"/>
-        <w:jc w:val="both"/>
-      </w:pPr>
-      <w:r>
-        <w:rPr>
-          <w:rFonts w:ascii="Times New Roman" w:hAnsi="Times New Roman"/>
-          <w:b w:val="0"/>
-          <w:color w:val="000000"/>
-          <w:sz w:val="28"/>
-        </w:rPr>
-        <w:t>До изменения оценки объект числа 5 общий даже у глубокой копии: неизменяемые целые числа не требуется дублировать. После изменения в исходной строке сохранена ссылка на 3, а в глубокой копии — на 5. Полные идентификаторы выведены в протоколе запуска.</w:t>
-      </w:r>
-    </w:p>
-    <w:p>
-      <w:pPr>
-        <w:keepNext w:val="0"/>
-        <w:pageBreakBefore w:val="0"/>
-        <w:widowControl/>
-        <w:spacing w:line="360" w:lineRule="auto" w:before="0" w:after="0"/>
-        <w:ind w:firstLine="709"/>
-        <w:jc w:val="both"/>
-      </w:pPr>
-      <w:r>
-        <w:rPr>
-          <w:rFonts w:ascii="Times New Roman" w:hAnsi="Times New Roman"/>
-          <w:b w:val="0"/>
-          <w:color w:val="000000"/>
-          <w:sz w:val="28"/>
-        </w:rPr>
-        <w:t>Сравнение способов копирования представлено в таблице 1.</w:t>
+        <w:t>Прогноз: добавление предмета во внешний список увидит alias. Изменение оценки внутри списка увидят alias и shallow. Список deep не изменится.</w:t>
+      </w:r>
+    </w:p>
+    <w:p>
+      <w:pPr>
+        <w:keepNext w:val="0"/>
+        <w:pageBreakBefore w:val="0"/>
+        <w:widowControl/>
+        <w:spacing w:line="360" w:lineRule="auto" w:before="0" w:after="0"/>
+        <w:ind w:firstLine="709"/>
+        <w:jc w:val="both"/>
+      </w:pPr>
+      <w:r>
+        <w:rPr>
+          <w:rFonts w:ascii="Times New Roman" w:hAnsi="Times New Roman"/>
+          <w:b w:val="0"/>
+          <w:color w:val="000000"/>
+          <w:sz w:val="28"/>
+        </w:rPr>
+        <w:t>Результат: после добавления Databases длины original и alias равны 3, а shallow и deep — 2. После замены оценки Python на 3 эта оценка меняется у original, alias и shallow. В deep остаётся 5. Результаты сравнения собраны в таблице 1.</w:t>
       </w:r>
     </w:p>
     <w:p>
@@ -1050,7 +1030,7 @@
           <w:color w:val="000000"/>
           <w:sz w:val="24"/>
         </w:rPr>
-        <w:t>Таблица 1 — Способы копирования исследованного списка</w:t>
+        <w:t>Таблица 1 — Способы копирования</w:t>
       </w:r>
     </w:p>
     <w:tbl>
@@ -1312,7 +1292,7 @@
                 <w:b w:val="0"/>
                 <w:sz w:val="24"/>
               </w:rPr>
-              <w:t>Только изменения внешнего списка</w:t>
+              <w:t>Только во внешнем списке</w:t>
             </w:r>
           </w:p>
         </w:tc>
@@ -1393,7 +1373,7 @@
                 <w:b w:val="0"/>
                 <w:sz w:val="24"/>
               </w:rPr>
-              <w:t>Да, в исследованной структуре</w:t>
+              <w:t>Да, в этом примере</w:t>
             </w:r>
           </w:p>
         </w:tc>
@@ -1415,27 +1395,102 @@
           <w:color w:val="000000"/>
           <w:sz w:val="28"/>
         </w:rPr>
-        <w:t>Матрицы. Прогноз: [[0] * 3] * 3 повторит ссылку на одну строку; списковое включение создаст три строки. Фактически после изменения [0][0] ошибочная матрица равна [[1, 0, 0], [1, 0, 0], [1, 0, 0]], правильная — [[1, 0, 0], [0, 0, 0], [0, 0, 0]]. В первом случае три идентификатора строк одинаковы, во втором все различаются. Это проверено без deepcopy().</w:t>
-      </w:r>
-    </w:p>
-    <w:p>
-      <w:pPr>
-        <w:keepNext w:val="0"/>
-        <w:keepLines w:val="0"/>
-        <w:pageBreakBefore w:val="0"/>
-        <w:widowControl/>
-        <w:spacing w:line="360" w:lineRule="auto" w:before="0" w:after="0"/>
-        <w:ind w:firstLine="709"/>
-        <w:jc w:val="both"/>
-      </w:pPr>
-      <w:r>
-        <w:rPr>
-          <w:rFonts w:ascii="Times New Roman" w:hAnsi="Times New Roman"/>
-          <w:b w:val="0"/>
-          <w:color w:val="000000"/>
-          <w:sz w:val="28"/>
-        </w:rPr>
-        <w:t>Ответы на вопросы. 1. Поверхностная копия создаёт внешний контейнер и сохраняет ссылки на его элементы; глубокая рекурсивно копирует вложенные изменяемые объекты [1]. 2. Глубокое копирование требует времени и памяти, может дублировать данные, которые должны быть общими, и подходит не для всех ресурсов [1]. 3. Поверхностной копии достаточно для независимого добавления или удаления элементов внешнего списка, если вложенные объекты не меняются либо неизменяемы.</w:t>
+        <w:t>Программа также выводит id() внешних списков, первых строк и первых оценок. У original и alias общий внешний список. У shallow свой внешний список, но общие строки с original. У deep отдельные строки. Само неизменяемое число 5 до изменения может оставаться общим: дублировать его не нужно.</w:t>
+      </w:r>
+    </w:p>
+    <w:p>
+      <w:pPr>
+        <w:keepNext w:val="0"/>
+        <w:pageBreakBefore w:val="0"/>
+        <w:widowControl/>
+        <w:spacing w:line="360" w:lineRule="auto" w:before="0" w:after="0"/>
+        <w:ind w:firstLine="709"/>
+        <w:jc w:val="both"/>
+      </w:pPr>
+      <w:r>
+        <w:rPr>
+          <w:rFonts w:ascii="Times New Roman" w:hAnsi="Times New Roman"/>
+          <w:b w:val="0"/>
+          <w:color w:val="000000"/>
+          <w:sz w:val="28"/>
+        </w:rPr>
+        <w:t>Матрицы. Прогноз: в [[0] * 3] * 3 одна строка повторяется три раза. В [[0] * 3 for _ in range(3)] создаются три отдельные строки. Результат после изменения [0][0]: ошибочная матрица — [[1, 0, 0], [1, 0, 0], [1, 0, 0]], правильная — [[1, 0, 0], [0, 0, 0], [0, 0, 0]]. Это подтверждается одинаковыми и разными id() строк.</w:t>
+      </w:r>
+    </w:p>
+    <w:p>
+      <w:pPr>
+        <w:keepNext w:val="0"/>
+        <w:pageBreakBefore w:val="0"/>
+        <w:widowControl/>
+        <w:spacing w:line="360" w:lineRule="auto" w:before="0" w:after="0"/>
+        <w:ind w:firstLine="709"/>
+        <w:jc w:val="both"/>
+      </w:pPr>
+      <w:r>
+        <w:rPr>
+          <w:rFonts w:ascii="Times New Roman" w:hAnsi="Times New Roman"/>
+          <w:b w:val="0"/>
+          <w:color w:val="000000"/>
+          <w:sz w:val="28"/>
+        </w:rPr>
+        <w:t>Ответы на вопросы:</w:t>
+      </w:r>
+    </w:p>
+    <w:p>
+      <w:pPr>
+        <w:keepNext w:val="0"/>
+        <w:pageBreakBefore w:val="0"/>
+        <w:widowControl/>
+        <w:spacing w:line="360" w:lineRule="auto" w:before="0" w:after="0"/>
+        <w:ind w:firstLine="709"/>
+        <w:jc w:val="both"/>
+      </w:pPr>
+      <w:r>
+        <w:rPr>
+          <w:rFonts w:ascii="Times New Roman" w:hAnsi="Times New Roman"/>
+          <w:b w:val="0"/>
+          <w:color w:val="000000"/>
+          <w:sz w:val="28"/>
+        </w:rPr>
+        <w:t>1. Поверхностная копия копирует только внешний контейнер. Глубокая копирует и вложенные изменяемые объекты.</w:t>
+      </w:r>
+    </w:p>
+    <w:p>
+      <w:pPr>
+        <w:keepNext w:val="0"/>
+        <w:pageBreakBefore w:val="0"/>
+        <w:widowControl/>
+        <w:spacing w:line="360" w:lineRule="auto" w:before="0" w:after="0"/>
+        <w:ind w:firstLine="709"/>
+        <w:jc w:val="both"/>
+      </w:pPr>
+      <w:r>
+        <w:rPr>
+          <w:rFonts w:ascii="Times New Roman" w:hAnsi="Times New Roman"/>
+          <w:b w:val="0"/>
+          <w:color w:val="000000"/>
+          <w:sz w:val="28"/>
+        </w:rPr>
+        <w:t>2. Глубокая копия тратит время и память. Кроме того, некоторые данные должны оставаться общими, а некоторые ресурсы нельзя так копировать.</w:t>
+      </w:r>
+    </w:p>
+    <w:p>
+      <w:pPr>
+        <w:keepNext w:val="0"/>
+        <w:pageBreakBefore w:val="0"/>
+        <w:widowControl/>
+        <w:spacing w:line="360" w:lineRule="auto" w:before="0" w:after="0"/>
+        <w:ind w:firstLine="709"/>
+        <w:jc w:val="both"/>
+      </w:pPr>
+      <w:r>
+        <w:rPr>
+          <w:rFonts w:ascii="Times New Roman" w:hAnsi="Times New Roman"/>
+          <w:b w:val="0"/>
+          <w:color w:val="000000"/>
+          <w:sz w:val="28"/>
+        </w:rPr>
+        <w:t>3. Поверхностной копии достаточно, если нужно независимо добавлять и удалять элементы внешнего списка, а вложенные объекты менять не нужно.</w:t>
       </w:r>
     </w:p>
     <w:p>
@@ -1454,7 +1509,7 @@
           <w:color w:val="000000"/>
           <w:sz w:val="32"/>
         </w:rPr>
-        <w:t>Задание 3 Подсчёт ссылок и слабые ссылки</w:t>
+        <w:t>Задание 3 Подсчёт ссылок</w:t>
       </w:r>
     </w:p>
     <w:p>
@@ -1492,84 +1547,140 @@
           <w:color w:val="000000"/>
           <w:sz w:val="28"/>
         </w:rPr>
-        <w:t>Прогноз: создание псевдонима и помещение списка в контейнер добавят по одной сильной ссылке. Удаление псевдонима и очистка контейнера уберут по одной ссылке.</w:t>
-      </w:r>
-    </w:p>
-    <w:p>
-      <w:pPr>
-        <w:keepNext w:val="0"/>
-        <w:pageBreakBefore w:val="0"/>
-        <w:widowControl/>
-        <w:spacing w:line="360" w:lineRule="auto" w:before="0" w:after="0"/>
-        <w:ind w:firstLine="709"/>
-        <w:jc w:val="both"/>
-      </w:pPr>
-      <w:r>
-        <w:rPr>
-          <w:rFonts w:ascii="Times New Roman" w:hAnsi="Times New Roman"/>
-          <w:b w:val="0"/>
-          <w:color w:val="000000"/>
-          <w:sz w:val="28"/>
-        </w:rPr>
-        <w:t>Фактически в CPython 3.11.9 последовательность счётчиков: 2 -&gt; 3 -&gt; 4 -&gt; 3 -&gt; 2. При прямом вызове sys.getrefcount(data) здесь учитывается временная ссылка аргумента [2]. Абсолютное число не является постоянным свойством списка: в проверенном CPython 3.14.7 получено 1 -&gt; 2 -&gt; 3 -&gt; 2 -&gt; 1, но изменения остаются теми же. Проверки в коде используют разницы относительно начала.</w:t>
-      </w:r>
-    </w:p>
-    <w:p>
-      <w:pPr>
-        <w:keepNext w:val="0"/>
-        <w:pageBreakBefore w:val="0"/>
-        <w:widowControl/>
-        <w:spacing w:line="360" w:lineRule="auto" w:before="0" w:after="0"/>
-        <w:ind w:firstLine="709"/>
-        <w:jc w:val="both"/>
-      </w:pPr>
-      <w:r>
-        <w:rPr>
-          <w:rFonts w:ascii="Times New Roman" w:hAnsi="Times New Roman"/>
-          <w:b w:val="0"/>
-          <w:color w:val="000000"/>
-          <w:sz w:val="28"/>
-        </w:rPr>
-        <w:t>Прогноз для weakref.ref: после удаления единственной сильной ссылки вызов слабой ссылки вернёт None. Фактически сначала выведен объект Record, после del record — None.</w:t>
-      </w:r>
-    </w:p>
-    <w:p>
-      <w:pPr>
-        <w:keepNext w:val="0"/>
-        <w:pageBreakBefore w:val="0"/>
-        <w:widowControl/>
-        <w:spacing w:line="360" w:lineRule="auto" w:before="0" w:after="0"/>
-        <w:ind w:firstLine="709"/>
-        <w:jc w:val="both"/>
-      </w:pPr>
-      <w:r>
-        <w:rPr>
-          <w:rFonts w:ascii="Times New Roman" w:hAnsi="Times New Roman"/>
-          <w:b w:val="0"/>
-          <w:color w:val="000000"/>
-          <w:sz w:val="28"/>
-        </w:rPr>
-        <w:t>Практическая задача. Прогноз: слабый реестр сначала содержит три записи, после удаления temporary — две, после удаления second — одну. Фактически состав изменился так: ['first', 'second', 'third'] -&gt; ['first', 'second'] -&gt; ['first']. Проверки assert пройдены. Слабые ссылки полезны, например, в кеше изображений: кеш позволяет найти объект, пока он нужен программе, и не удерживает его после удаления остальных ссылок [3].</w:t>
-      </w:r>
-    </w:p>
-    <w:p>
-      <w:pPr>
-        <w:keepNext w:val="0"/>
-        <w:keepLines w:val="0"/>
-        <w:pageBreakBefore w:val="0"/>
-        <w:widowControl/>
-        <w:spacing w:line="360" w:lineRule="auto" w:before="0" w:after="0"/>
-        <w:ind w:firstLine="709"/>
-        <w:jc w:val="both"/>
-      </w:pPr>
-      <w:r>
-        <w:rPr>
-          <w:rFonts w:ascii="Times New Roman" w:hAnsi="Times New Roman"/>
-          <w:b w:val="0"/>
-          <w:color w:val="000000"/>
-          <w:sz w:val="28"/>
-        </w:rPr>
-        <w:t>Ответы на вопросы. 1. Для обычного объекта в исследуемой сборке CPython достижение нулевого числа сильных ссылок позволяет освободить объект. del alias удаляет связь имени, а не требует немедленно уничтожить объект. 2. Освобождение объекта не обязательно возвращает память операционной системе: интерпретатор может оставить блоки для повторного использования. 3. Сильная ссылка удерживает объект, слабая не продлевает его жизнь; после уничтожения объекта weakref.ref() возвращает None [3].</w:t>
+        <w:t>Прогноз: alias = data добавит ссылку, container = [data] добавит ещё одну. del alias и container.clear() уберут по одной ссылке.</w:t>
+      </w:r>
+    </w:p>
+    <w:p>
+      <w:pPr>
+        <w:keepNext w:val="0"/>
+        <w:pageBreakBefore w:val="0"/>
+        <w:widowControl/>
+        <w:spacing w:line="360" w:lineRule="auto" w:before="0" w:after="0"/>
+        <w:ind w:firstLine="709"/>
+        <w:jc w:val="both"/>
+      </w:pPr>
+      <w:r>
+        <w:rPr>
+          <w:rFonts w:ascii="Times New Roman" w:hAnsi="Times New Roman"/>
+          <w:b w:val="0"/>
+          <w:color w:val="000000"/>
+          <w:sz w:val="28"/>
+        </w:rPr>
+        <w:t>Результат в CPython 3.11.9: 2 -&gt; 3 -&gt; 4 -&gt; 3 -&gt; 2. Вызов sys.getrefcount(data) здесь сам добавляет временную ссылку на аргумент. В CPython 3.14.7 получено 1 -&gt; 2 -&gt; 3 -&gt; 2 -&gt; 1: абсолютные числа отличаются, но изменения те же. Поэтому проверки сравнивают счётчик с его начальным значением.</w:t>
+      </w:r>
+    </w:p>
+    <w:p>
+      <w:pPr>
+        <w:keepNext w:val="0"/>
+        <w:pageBreakBefore w:val="0"/>
+        <w:widowControl/>
+        <w:spacing w:line="360" w:lineRule="auto" w:before="0" w:after="0"/>
+        <w:ind w:firstLine="709"/>
+        <w:jc w:val="both"/>
+      </w:pPr>
+      <w:r>
+        <w:rPr>
+          <w:rFonts w:ascii="Times New Roman" w:hAnsi="Times New Roman"/>
+          <w:b w:val="0"/>
+          <w:color w:val="000000"/>
+          <w:sz w:val="28"/>
+        </w:rPr>
+        <w:t>Слабая ссылка. Прогноз: после удаления record слабая ссылка вернёт None. Результат: до del record выводится объект, после — None. Слабая ссылка позволяет обратиться к существующему объекту, но не удерживает его в памяти.</w:t>
+      </w:r>
+    </w:p>
+    <w:p>
+      <w:pPr>
+        <w:keepNext w:val="0"/>
+        <w:pageBreakBefore w:val="0"/>
+        <w:widowControl/>
+        <w:spacing w:line="360" w:lineRule="auto" w:before="0" w:after="0"/>
+        <w:ind w:firstLine="709"/>
+        <w:jc w:val="both"/>
+      </w:pPr>
+      <w:r>
+        <w:rPr>
+          <w:rFonts w:ascii="Times New Roman" w:hAnsi="Times New Roman"/>
+          <w:b w:val="0"/>
+          <w:color w:val="000000"/>
+          <w:sz w:val="28"/>
+        </w:rPr>
+        <w:t>Практическая задача. Прогноз: слабый словарь потеряет запись, когда исчезнет последняя сильная ссылка на объект. Результат: сначала есть first, second, third; после del temporary остаются first, second; после del second остаётся first. Такой словарь можно использовать для кеша изображений: кеш не должен удерживать картинку, которая больше никому не нужна.</w:t>
+      </w:r>
+    </w:p>
+    <w:p>
+      <w:pPr>
+        <w:keepNext w:val="0"/>
+        <w:pageBreakBefore w:val="0"/>
+        <w:widowControl/>
+        <w:spacing w:line="360" w:lineRule="auto" w:before="0" w:after="0"/>
+        <w:ind w:firstLine="709"/>
+        <w:jc w:val="both"/>
+      </w:pPr>
+      <w:r>
+        <w:rPr>
+          <w:rFonts w:ascii="Times New Roman" w:hAnsi="Times New Roman"/>
+          <w:b w:val="0"/>
+          <w:color w:val="000000"/>
+          <w:sz w:val="28"/>
+        </w:rPr>
+        <w:t>Ответы на вопросы:</w:t>
+      </w:r>
+    </w:p>
+    <w:p>
+      <w:pPr>
+        <w:keepNext w:val="0"/>
+        <w:pageBreakBefore w:val="0"/>
+        <w:widowControl/>
+        <w:spacing w:line="360" w:lineRule="auto" w:before="0" w:after="0"/>
+        <w:ind w:firstLine="709"/>
+        <w:jc w:val="both"/>
+      </w:pPr>
+      <w:r>
+        <w:rPr>
+          <w:rFonts w:ascii="Times New Roman" w:hAnsi="Times New Roman"/>
+          <w:b w:val="0"/>
+          <w:color w:val="000000"/>
+          <w:sz w:val="28"/>
+        </w:rPr>
+        <w:t>1. Для обычного объекта в исследуемой сборке CPython ноль сильных ссылок позволяет освободить объект. del удаляет имя; при наличии других ссылок объект остаётся.</w:t>
+      </w:r>
+    </w:p>
+    <w:p>
+      <w:pPr>
+        <w:keepNext w:val="0"/>
+        <w:pageBreakBefore w:val="0"/>
+        <w:widowControl/>
+        <w:spacing w:line="360" w:lineRule="auto" w:before="0" w:after="0"/>
+        <w:ind w:firstLine="709"/>
+        <w:jc w:val="both"/>
+      </w:pPr>
+      <w:r>
+        <w:rPr>
+          <w:rFonts w:ascii="Times New Roman" w:hAnsi="Times New Roman"/>
+          <w:b w:val="0"/>
+          <w:color w:val="000000"/>
+          <w:sz w:val="28"/>
+        </w:rPr>
+        <w:t>2. Память не обязательно сразу возвращается операционной системе: Python может использовать освободившееся место повторно.</w:t>
+      </w:r>
+    </w:p>
+    <w:p>
+      <w:pPr>
+        <w:keepNext w:val="0"/>
+        <w:pageBreakBefore w:val="0"/>
+        <w:widowControl/>
+        <w:spacing w:line="360" w:lineRule="auto" w:before="0" w:after="0"/>
+        <w:ind w:firstLine="709"/>
+        <w:jc w:val="both"/>
+      </w:pPr>
+      <w:r>
+        <w:rPr>
+          <w:rFonts w:ascii="Times New Roman" w:hAnsi="Times New Roman"/>
+          <w:b w:val="0"/>
+          <w:color w:val="000000"/>
+          <w:sz w:val="28"/>
+        </w:rPr>
+        <w:t>3. Сильная ссылка удерживает объект, слабая — нет.</w:t>
       </w:r>
     </w:p>
     <w:p>
@@ -1588,7 +1699,7 @@
           <w:color w:val="000000"/>
           <w:sz w:val="32"/>
         </w:rPr>
-        <w:t>Задание 4 Циклы и сборщик мусора</w:t>
+        <w:t>Задание 4 Циклические ссылки</w:t>
       </w:r>
     </w:p>
     <w:p>
@@ -1626,64 +1737,64 @@
           <w:color w:val="000000"/>
           <w:sz w:val="28"/>
         </w:rPr>
-        <w:t>Прогноз: два списка, ссылающиеся друг на друга, после удаления внешних имён останутся с внутренними ссылками. Ручная сборка обнаружит недостижимый цикл.</w:t>
-      </w:r>
-    </w:p>
-    <w:p>
-      <w:pPr>
-        <w:keepNext w:val="0"/>
-        <w:pageBreakBefore w:val="0"/>
-        <w:widowControl/>
-        <w:spacing w:line="360" w:lineRule="auto" w:before="0" w:after="0"/>
-        <w:ind w:firstLine="709"/>
-        <w:jc w:val="both"/>
-      </w:pPr>
-      <w:r>
-        <w:rPr>
-          <w:rFonts w:ascii="Times New Roman" w:hAnsi="Times New Roman"/>
-          <w:b w:val="0"/>
-          <w:color w:val="000000"/>
-          <w:sz w:val="28"/>
-        </w:rPr>
-        <w:t>Фактически обе проверки взаимных ссылок дали True. Перед удалением сохранены числовые id(), которые сами не удерживают списки. После del first, second вызов gc.collect() вернул 2. В начале запуска автоматическая сборка была включена; пороги CPython 3.11.9 равны (700, 10, 10). Статистика поколений выведена в протоколе. Возвращаемое число относится ко всей сборке и в другом запуске может включать дополнительные недостижимые объекты [4].</w:t>
-      </w:r>
-    </w:p>
-    <w:p>
-      <w:pPr>
-        <w:keepNext w:val="0"/>
-        <w:pageBreakBefore w:val="0"/>
-        <w:widowControl/>
-        <w:spacing w:line="360" w:lineRule="auto" w:before="0" w:after="0"/>
-        <w:ind w:firstLine="709"/>
-        <w:jc w:val="both"/>
-      </w:pPr>
-      <w:r>
-        <w:rPr>
-          <w:rFonts w:ascii="Times New Roman" w:hAnsi="Times New Roman"/>
-          <w:b w:val="0"/>
-          <w:color w:val="000000"/>
-          <w:sz w:val="28"/>
-        </w:rPr>
-        <w:t>Прогноз дополнительного опыта: при отключённой автоматической сборке пять списков со ссылкой на себя останутся до ручной сборки. Фактически gc.isenabled() вернул False, ручной вызов собрал 5 объектов. В блоке finally выполнен gc.enable(), после него состояние — True.</w:t>
-      </w:r>
-    </w:p>
-    <w:p>
-      <w:pPr>
-        <w:keepNext w:val="0"/>
-        <w:pageBreakBefore w:val="0"/>
-        <w:widowControl/>
-        <w:spacing w:line="360" w:lineRule="auto" w:before="0" w:after="0"/>
-        <w:ind w:firstLine="709"/>
-        <w:jc w:val="both"/>
-      </w:pPr>
-      <w:r>
-        <w:rPr>
-          <w:rFonts w:ascii="Times New Roman" w:hAnsi="Times New Roman"/>
-          <w:b w:val="0"/>
-          <w:color w:val="000000"/>
-          <w:sz w:val="28"/>
-        </w:rPr>
-        <w:t>Практическая задача. Созданы три словаря с полем links, образующие цикл, и независимый словарь D. Схема графа показана на рисунке 2.</w:t>
+        <w:t>Прогноз: если два списка ссылаются друг на друга, удаления внешних имён недостаточно для подсчёта ссылок. Цикл должен убрать сборщик мусора.</w:t>
+      </w:r>
+    </w:p>
+    <w:p>
+      <w:pPr>
+        <w:keepNext w:val="0"/>
+        <w:pageBreakBefore w:val="0"/>
+        <w:widowControl/>
+        <w:spacing w:line="360" w:lineRule="auto" w:before="0" w:after="0"/>
+        <w:ind w:firstLine="709"/>
+        <w:jc w:val="both"/>
+      </w:pPr>
+      <w:r>
+        <w:rPr>
+          <w:rFonts w:ascii="Times New Roman" w:hAnsi="Times New Roman"/>
+          <w:b w:val="0"/>
+          <w:color w:val="000000"/>
+          <w:sz w:val="28"/>
+        </w:rPr>
+        <w:t>Результат: first[0] is second и second[0] is first дают True. Идентификаторы сохранены до удаления имён. После del first, second вызов gc.collect() вернул 2. В начале программы сборщик включён, пороги равны (700, 10, 10), статистика выведена в протоколе.</w:t>
+      </w:r>
+    </w:p>
+    <w:p>
+      <w:pPr>
+        <w:keepNext w:val="0"/>
+        <w:pageBreakBefore w:val="0"/>
+        <w:widowControl/>
+        <w:spacing w:line="360" w:lineRule="auto" w:before="0" w:after="0"/>
+        <w:ind w:firstLine="709"/>
+        <w:jc w:val="both"/>
+      </w:pPr>
+      <w:r>
+        <w:rPr>
+          <w:rFonts w:ascii="Times New Roman" w:hAnsi="Times New Roman"/>
+          <w:b w:val="0"/>
+          <w:color w:val="000000"/>
+          <w:sz w:val="28"/>
+        </w:rPr>
+        <w:t>Дополнительный опыт. Прогноз: ручная сборка работает и при выключенной автоматической. Результат: после gc.disable() созданы пять списков со ссылкой на себя; внешние имена удалены. Ручная сборка собрала 5 объектов. В finally выполнен gc.enable(): автоматическая сборка снова включается даже при ошибке.</w:t>
+      </w:r>
+    </w:p>
+    <w:p>
+      <w:pPr>
+        <w:keepNext w:val="0"/>
+        <w:pageBreakBefore w:val="0"/>
+        <w:widowControl/>
+        <w:spacing w:line="360" w:lineRule="auto" w:before="0" w:after="0"/>
+        <w:ind w:firstLine="709"/>
+        <w:jc w:val="both"/>
+      </w:pPr>
+      <w:r>
+        <w:rPr>
+          <w:rFonts w:ascii="Times New Roman" w:hAnsi="Times New Roman"/>
+          <w:b w:val="0"/>
+          <w:color w:val="000000"/>
+          <w:sz w:val="28"/>
+        </w:rPr>
+        <w:t>Практическая задача. На рисунке 2 показан граф: A, B и C образуют цикл через списки links; D не связан с ними.</w:t>
       </w:r>
     </w:p>
     <w:p>
@@ -1724,46 +1835,102 @@
           <w:color w:val="000000"/>
           <w:sz w:val="24"/>
         </w:rPr>
-        <w:t>Рисунок 2 — Цикл трёх узлов и независимый узел</w:t>
-      </w:r>
-    </w:p>
-    <w:p>
-      <w:pPr>
-        <w:keepNext w:val="0"/>
-        <w:pageBreakBefore w:val="0"/>
-        <w:widowControl/>
-        <w:spacing w:line="360" w:lineRule="auto" w:before="0" w:after="0"/>
-        <w:ind w:firstLine="709"/>
-        <w:jc w:val="both"/>
-      </w:pPr>
-      <w:r>
-        <w:rPr>
-          <w:rFonts w:ascii="Times New Roman" w:hAnsi="Times New Roman"/>
-          <w:b w:val="0"/>
-          <w:color w:val="000000"/>
-          <w:sz w:val="28"/>
-        </w:rPr>
-        <w:t>Прогноз: после удаления a, b, c недостижимыми станут три словаря и три списка связей; D сохранится. Фактически сборка до создания графа вернула 0, после удаления внешних имён — 6. Переменная independent по-прежнему содержит {'name': 'D', 'links': []}; это подтверждено assert. На время этого опыта автоматическая сборка также отключена и восстановлена в finally.</w:t>
-      </w:r>
-    </w:p>
-    <w:p>
-      <w:pPr>
-        <w:keepNext w:val="0"/>
-        <w:keepLines w:val="0"/>
-        <w:pageBreakBefore w:val="0"/>
-        <w:widowControl/>
-        <w:spacing w:line="360" w:lineRule="auto" w:before="0" w:after="0"/>
-        <w:ind w:firstLine="709"/>
-        <w:jc w:val="both"/>
-      </w:pPr>
-      <w:r>
-        <w:rPr>
-          <w:rFonts w:ascii="Times New Roman" w:hAnsi="Times New Roman"/>
-          <w:b w:val="0"/>
-          <w:color w:val="000000"/>
-          <w:sz w:val="28"/>
-        </w:rPr>
-        <w:t>Ответы на вопросы. 1. Цикл возникает при прямой или косвенной ссылке объекта на себя. 2. Внутренние ссылки в цикле поддерживают ненулевые счётчики, даже когда из программы к объектам уже нет пути. Поэтому одного подсчёта ссылок недостаточно. 3. Поколения позволяют чаще проверять молодые объекты и реже долго живущие, уменьшая затраты на сборку. Конкретная организация поколений и пороги зависят от версии CPython [4]. Постоянные ручные вызовы сборки в обычной программе не требуются.</w:t>
+        <w:t>Рисунок 2 — Цикл и независимый узел</w:t>
+      </w:r>
+    </w:p>
+    <w:p>
+      <w:pPr>
+        <w:keepNext w:val="0"/>
+        <w:pageBreakBefore w:val="0"/>
+        <w:widowControl/>
+        <w:spacing w:line="360" w:lineRule="auto" w:before="0" w:after="0"/>
+        <w:ind w:firstLine="709"/>
+        <w:jc w:val="both"/>
+      </w:pPr>
+      <w:r>
+        <w:rPr>
+          <w:rFonts w:ascii="Times New Roman" w:hAnsi="Times New Roman"/>
+          <w:b w:val="0"/>
+          <w:color w:val="000000"/>
+          <w:sz w:val="28"/>
+        </w:rPr>
+        <w:t>Прогноз: после удаления имён a, b, c сборщик уберёт три словаря и три списка связей. D останется. Результат: сборка до графа вернула 0, после удаления имён — 6. Узел D остался доступен, что проверено через assert. В другом запуске число может включать и другие недостижимые объекты.</w:t>
+      </w:r>
+    </w:p>
+    <w:p>
+      <w:pPr>
+        <w:keepNext w:val="0"/>
+        <w:pageBreakBefore w:val="0"/>
+        <w:widowControl/>
+        <w:spacing w:line="360" w:lineRule="auto" w:before="0" w:after="0"/>
+        <w:ind w:firstLine="709"/>
+        <w:jc w:val="both"/>
+      </w:pPr>
+      <w:r>
+        <w:rPr>
+          <w:rFonts w:ascii="Times New Roman" w:hAnsi="Times New Roman"/>
+          <w:b w:val="0"/>
+          <w:color w:val="000000"/>
+          <w:sz w:val="28"/>
+        </w:rPr>
+        <w:t>Ответы на вопросы:</w:t>
+      </w:r>
+    </w:p>
+    <w:p>
+      <w:pPr>
+        <w:keepNext w:val="0"/>
+        <w:pageBreakBefore w:val="0"/>
+        <w:widowControl/>
+        <w:spacing w:line="360" w:lineRule="auto" w:before="0" w:after="0"/>
+        <w:ind w:firstLine="709"/>
+        <w:jc w:val="both"/>
+      </w:pPr>
+      <w:r>
+        <w:rPr>
+          <w:rFonts w:ascii="Times New Roman" w:hAnsi="Times New Roman"/>
+          <w:b w:val="0"/>
+          <w:color w:val="000000"/>
+          <w:sz w:val="28"/>
+        </w:rPr>
+        <w:t>1. Цикл возникает, когда объект прямо или через другие объекты ссылается на себя.</w:t>
+      </w:r>
+    </w:p>
+    <w:p>
+      <w:pPr>
+        <w:keepNext w:val="0"/>
+        <w:pageBreakBefore w:val="0"/>
+        <w:widowControl/>
+        <w:spacing w:line="360" w:lineRule="auto" w:before="0" w:after="0"/>
+        <w:ind w:firstLine="709"/>
+        <w:jc w:val="both"/>
+      </w:pPr>
+      <w:r>
+        <w:rPr>
+          <w:rFonts w:ascii="Times New Roman" w:hAnsi="Times New Roman"/>
+          <w:b w:val="0"/>
+          <w:color w:val="000000"/>
+          <w:sz w:val="28"/>
+        </w:rPr>
+        <w:t>2. Внутри цикла ссылки остаются, даже если программа уже не может добраться до этих объектов. Поэтому счётчик не равен нулю.</w:t>
+      </w:r>
+    </w:p>
+    <w:p>
+      <w:pPr>
+        <w:keepNext w:val="0"/>
+        <w:pageBreakBefore w:val="0"/>
+        <w:widowControl/>
+        <w:spacing w:line="360" w:lineRule="auto" w:before="0" w:after="0"/>
+        <w:ind w:firstLine="709"/>
+        <w:jc w:val="both"/>
+      </w:pPr>
+      <w:r>
+        <w:rPr>
+          <w:rFonts w:ascii="Times New Roman" w:hAnsi="Times New Roman"/>
+          <w:b w:val="0"/>
+          <w:color w:val="000000"/>
+          <w:sz w:val="28"/>
+        </w:rPr>
+        <w:t>3. Поколения позволяют чаще проверять новые объекты и реже долго живущие. Это уменьшает работу сборщика; детали зависят от версии Python. Постоянно вызывать gc.collect() в обычной программе не нужно.</w:t>
       </w:r>
     </w:p>
     <w:p>
@@ -1782,45 +1949,45 @@
           <w:color w:val="000000"/>
           <w:sz w:val="32"/>
         </w:rPr>
-        <w:t>Задание 5 Исследование памяти</w:t>
-      </w:r>
-    </w:p>
-    <w:p>
-      <w:pPr>
-        <w:keepNext w:val="0"/>
-        <w:pageBreakBefore w:val="0"/>
-        <w:widowControl/>
-        <w:spacing w:line="360" w:lineRule="auto" w:before="0" w:after="0"/>
-        <w:ind w:firstLine="709"/>
-        <w:jc w:val="both"/>
-      </w:pPr>
-      <w:r>
-        <w:rPr>
-          <w:rFonts w:ascii="Times New Roman" w:hAnsi="Times New Roman"/>
-          <w:b w:val="0"/>
-          <w:color w:val="000000"/>
-          <w:sz w:val="28"/>
-        </w:rPr>
-        <w:t>Файлы: task_5.py, memory_report.py. Первый файл вызывает итоговую утилиту. Функция collect_measurements() сначала сохраняет результаты в списке словарей и списке пар, print_report() затем оформляет вывод.</w:t>
-      </w:r>
-    </w:p>
-    <w:p>
-      <w:pPr>
-        <w:keepNext w:val="0"/>
-        <w:pageBreakBefore w:val="0"/>
-        <w:widowControl/>
-        <w:spacing w:line="360" w:lineRule="auto" w:before="0" w:after="0"/>
-        <w:ind w:firstLine="709"/>
-        <w:jc w:val="both"/>
-      </w:pPr>
-      <w:r>
-        <w:rPr>
-          <w:rFonts w:ascii="Times New Roman" w:hAnsi="Times New Roman"/>
-          <w:b w:val="0"/>
-          <w:color w:val="000000"/>
-          <w:sz w:val="28"/>
-        </w:rPr>
-        <w:t>Прогноз для размеров: внешний размер списка не включает полную память всех целых чисел; кортеж с теми же десятью значениями будет компактнее списка. Фактические размеры приведены в таблице 2.</w:t>
+        <w:t>Задание 5 Потребление памяти</w:t>
+      </w:r>
+    </w:p>
+    <w:p>
+      <w:pPr>
+        <w:keepNext w:val="0"/>
+        <w:pageBreakBefore w:val="0"/>
+        <w:widowControl/>
+        <w:spacing w:line="360" w:lineRule="auto" w:before="0" w:after="0"/>
+        <w:ind w:firstLine="709"/>
+        <w:jc w:val="both"/>
+      </w:pPr>
+      <w:r>
+        <w:rPr>
+          <w:rFonts w:ascii="Times New Roman" w:hAnsi="Times New Roman"/>
+          <w:b w:val="0"/>
+          <w:color w:val="000000"/>
+          <w:sz w:val="28"/>
+        </w:rPr>
+        <w:t>Файлы: task_5.py и memory_report.py. Первый запускает общую программу измерений. В ней measure() измеряет один сценарий, collect_measurements() собирает результаты, print_report() выводит их. Все результаты сначала сохраняются в списках и словарях.</w:t>
+      </w:r>
+    </w:p>
+    <w:p>
+      <w:pPr>
+        <w:keepNext w:val="0"/>
+        <w:pageBreakBefore w:val="0"/>
+        <w:widowControl/>
+        <w:spacing w:line="360" w:lineRule="auto" w:before="0" w:after="0"/>
+        <w:ind w:firstLine="709"/>
+        <w:jc w:val="both"/>
+      </w:pPr>
+      <w:r>
+        <w:rPr>
+          <w:rFonts w:ascii="Times New Roman" w:hAnsi="Times New Roman"/>
+          <w:b w:val="0"/>
+          <w:color w:val="000000"/>
+          <w:sz w:val="28"/>
+        </w:rPr>
+        <w:t>Размеры. Прогноз: кортеж из десяти чисел будет меньше списка, а размер самого списка не включает полную память всех его элементов. Результаты приведены в таблице 2.</w:t>
       </w:r>
     </w:p>
     <w:p>
@@ -1839,7 +2006,7 @@
           <w:color w:val="000000"/>
           <w:sz w:val="24"/>
         </w:rPr>
-        <w:t>Таблица 2 — Размеры внешних объектов в CPython 3.11.9</w:t>
+        <w:t>Таблица 2 — Размеры внешних объектов</w:t>
       </w:r>
     </w:p>
     <w:tbl>
@@ -1966,7 +2133,7 @@
                 <w:b w:val="0"/>
                 <w:sz w:val="24"/>
               </w:rPr>
-              <w:t>Список 10 целых чисел</w:t>
+              <w:t>Список 10 чисел</w:t>
             </w:r>
           </w:p>
         </w:tc>
@@ -2009,7 +2176,7 @@
                 <w:b w:val="0"/>
                 <w:sz w:val="24"/>
               </w:rPr>
-              <w:t>Кортеж тех же чисел</w:t>
+              <w:t>Кортеж 10 чисел</w:t>
             </w:r>
           </w:p>
         </w:tc>
@@ -2179,64 +2346,45 @@
           <w:color w:val="000000"/>
           <w:sz w:val="28"/>
         </w:rPr>
-        <w:t>sys.getsizeof() измеряет собственную память объекта [2]. У списка это в том числе память под ссылки, но не полная память объектов-элементов. Нельзя бездумно суммировать размеры вложенных объектов: один объект может встречаться несколько раз.</w:t>
-      </w:r>
-    </w:p>
-    <w:p>
-      <w:pPr>
-        <w:keepNext w:val="0"/>
-        <w:pageBreakBefore w:val="0"/>
-        <w:widowControl/>
-        <w:spacing w:line="360" w:lineRule="auto" w:before="0" w:after="0"/>
-        <w:ind w:firstLine="709"/>
-        <w:jc w:val="both"/>
-      </w:pPr>
-      <w:r>
-        <w:rPr>
-          <w:rFonts w:ascii="Times New Roman" w:hAnsi="Times New Roman"/>
-          <w:b w:val="0"/>
-          <w:color w:val="000000"/>
-          <w:sz w:val="28"/>
-        </w:rPr>
-        <w:t>Прогноз роста: размер будет увеличиваться скачками, а не после каждого append(). Фактически за 100 добавлений зафиксированы пары «длина — байты»: 0 — 56; 1 — 88; 5 — 120; 9 — 184; 17 — 248; 25 — 312; 33 — 376; 41 — 472; 53 — 568; 65 — 664; 77 — 792; 93 — 920.</w:t>
-      </w:r>
-    </w:p>
-    <w:p>
-      <w:pPr>
-        <w:keepNext w:val="0"/>
-        <w:pageBreakBefore w:val="0"/>
-        <w:widowControl/>
-        <w:spacing w:line="360" w:lineRule="auto" w:before="0" w:after="0"/>
-        <w:ind w:firstLine="709"/>
-        <w:jc w:val="both"/>
-      </w:pPr>
-      <w:r>
-        <w:rPr>
-          <w:rFonts w:ascii="Times New Roman" w:hAnsi="Times New Roman"/>
-          <w:b w:val="0"/>
-          <w:color w:val="000000"/>
-          <w:sz w:val="28"/>
-        </w:rPr>
-        <w:t>Список резервирует место с запасом, чтобы не перевыделять массив ссылок при каждом добавлении. Длина — количество текущих элементов; выделенная память включает служебные данные и резерв под будущие элементы. Например, размер не меняется при росте длины от 1 до 4.</w:t>
-      </w:r>
-    </w:p>
-    <w:p>
-      <w:pPr>
-        <w:keepNext w:val="0"/>
-        <w:pageBreakBefore w:val="0"/>
-        <w:widowControl/>
-        <w:spacing w:line="360" w:lineRule="auto" w:before="0" w:after="0"/>
-        <w:ind w:firstLine="709"/>
-        <w:jc w:val="both"/>
-      </w:pPr>
-      <w:r>
-        <w:rPr>
-          <w:rFonts w:ascii="Times New Roman" w:hAnsi="Times New Roman"/>
-          <w:b w:val="0"/>
-          <w:color w:val="000000"/>
-          <w:sz w:val="28"/>
-        </w:rPr>
-        <w:t>Прогноз tracemalloc: материализованный список из 100 000 чисел потребует значительно больше памяти, чем range. Для каждого сценария трассировка запускается заново и останавливается в finally. Значения current и peak считываются, пока объект ещё существует; форматирование выполняется после измерений. Результаты представлены в таблице 3.</w:t>
+        <w:t>sys.getsizeof() показывает размер самого объекта. Список хранит ссылки на элементы; память самих элементов сюда полностью не входит.</w:t>
+      </w:r>
+    </w:p>
+    <w:p>
+      <w:pPr>
+        <w:keepNext w:val="0"/>
+        <w:pageBreakBefore w:val="0"/>
+        <w:widowControl/>
+        <w:spacing w:line="360" w:lineRule="auto" w:before="0" w:after="0"/>
+        <w:ind w:firstLine="709"/>
+        <w:jc w:val="both"/>
+      </w:pPr>
+      <w:r>
+        <w:rPr>
+          <w:rFonts w:ascii="Times New Roman" w:hAnsi="Times New Roman"/>
+          <w:b w:val="0"/>
+          <w:color w:val="000000"/>
+          <w:sz w:val="28"/>
+        </w:rPr>
+        <w:t>Рост списка. Прогноз: размер будет расти скачками. Результат — пары «длина — байты»: 0 — 56; 1 — 88; 5 — 120; 9 — 184; 17 — 248; 25 — 312; 33 — 376; 41 — 472; 53 — 568; 65 — 664; 77 — 792; 93 — 920. Список выделяет место с запасом, чтобы не перевыделять память после каждого добавления. Длина — число элементов, а выделенная память включает и запас.</w:t>
+      </w:r>
+    </w:p>
+    <w:p>
+      <w:pPr>
+        <w:keepNext w:val="0"/>
+        <w:pageBreakBefore w:val="0"/>
+        <w:widowControl/>
+        <w:spacing w:line="360" w:lineRule="auto" w:before="0" w:after="0"/>
+        <w:ind w:firstLine="709"/>
+        <w:jc w:val="both"/>
+      </w:pPr>
+      <w:r>
+        <w:rPr>
+          <w:rFonts w:ascii="Times New Roman" w:hAnsi="Times New Roman"/>
+          <w:b w:val="0"/>
+          <w:color w:val="000000"/>
+          <w:sz w:val="28"/>
+        </w:rPr>
+        <w:t>Измерение через tracemalloc. Прогноз: список из 100 000 чисел потребует намного больше памяти, чем range. Для каждого сценария трассировка запускается отдельно и останавливается после измерения. Результаты приведены в таблице 3.</w:t>
       </w:r>
     </w:p>
     <w:p>
@@ -2255,7 +2403,7 @@
           <w:color w:val="000000"/>
           <w:sz w:val="24"/>
         </w:rPr>
-        <w:t>Таблица 3 — Сравнение представлений 100 000 чисел</w:t>
+        <w:t>Таблица 3 — Два способа хранить последовательность</w:t>
       </w:r>
     </w:p>
     <w:tbl>
@@ -2597,45 +2745,121 @@
           <w:color w:val="000000"/>
           <w:sz w:val="28"/>
         </w:rPr>
-        <w:t>КиБ = 1024 байта. Отношение пиков: 3898.3828 / 0.1250 ≈ 31187.06. Это результат данного запуска, а не универсальная константа. Список хранит ссылки на материализованные значения; range хранит параметры последовательности и вычисляет значения по запросу.</w:t>
-      </w:r>
-    </w:p>
-    <w:p>
-      <w:pPr>
-        <w:keepNext w:val="0"/>
-        <w:pageBreakBefore w:val="0"/>
-        <w:widowControl/>
-        <w:spacing w:line="360" w:lineRule="auto" w:before="0" w:after="0"/>
-        <w:ind w:firstLine="709"/>
-        <w:jc w:val="both"/>
-      </w:pPr>
-      <w:r>
-        <w:rPr>
-          <w:rFonts w:ascii="Times New Roman" w:hAnsi="Times New Roman"/>
-          <w:b w:val="0"/>
-          <w:color w:val="000000"/>
-          <w:sz w:val="28"/>
-        </w:rPr>
-        <w:t>Утилита дополнительно выводит число элементов, внешний размер, current и peak для всех шести малых объектов из таблицы 2. Число элементов для 42 и None условно принято равным 1. Полная таблица есть в EXPERIMENTS.txt. Некоторые текущие значения равны нулю: tracemalloc учитывает отслеженные выделения после start(), а не полную память процесса; константы уже существовали до начала трассировки, возможна повторная выдача ранее выделенных блоков [5]. В CPython 3.14.7 измеренный пик range также оказался нулевым. Утилита сообщает, что отношение в этом случае не определено, и не делит на ноль. Сам объект всё равно имеет ненулевой внешний размер.</w:t>
-      </w:r>
-    </w:p>
-    <w:p>
-      <w:pPr>
-        <w:keepNext w:val="0"/>
-        <w:pageBreakBefore w:val="0"/>
-        <w:widowControl/>
-        <w:spacing w:line="360" w:lineRule="auto" w:before="0" w:after="0"/>
-        <w:ind w:firstLine="709"/>
-        <w:jc w:val="both"/>
-      </w:pPr>
-      <w:r>
-        <w:rPr>
-          <w:rFonts w:ascii="Times New Roman" w:hAnsi="Times New Roman"/>
-          <w:b w:val="0"/>
-          <w:color w:val="000000"/>
-          <w:sz w:val="28"/>
-        </w:rPr>
-        <w:t>Итоговый анализ. 1. Для последовательного перебора чисел использовать range вместо list(range(...)), когда список не нужен: это подтверждено измерением 100 000 элементов. 2. Не применять глубокое копирование автоматически: для изменения только внешнего списка достаточно поверхностной копии, как показало задание 2. 3. Удалять ненужные сильные ссылки и применять слабые кеши, если они не должны владеть объектами: опыт с реестром показал автоматическое исчезновение записей. 4. Для неизменяемого набора значений рассматривать кортеж: в данном опыте внешний размер 120 байт против 136 у списка. Выбор всегда должен сохранять нужное поведение программы.</w:t>
+        <w:t>КиБ = 1024 байта. Отношение пиков в этом запуске — примерно 31187,06. Список хранит готовые значения, а range — правило их получения. Поэтому для простого перебора создавать большой список не обязательно.</w:t>
+      </w:r>
+    </w:p>
+    <w:p>
+      <w:pPr>
+        <w:keepNext w:val="0"/>
+        <w:pageBreakBefore w:val="0"/>
+        <w:widowControl/>
+        <w:spacing w:line="360" w:lineRule="auto" w:before="0" w:after="0"/>
+        <w:ind w:firstLine="709"/>
+        <w:jc w:val="both"/>
+      </w:pPr>
+      <w:r>
+        <w:rPr>
+          <w:rFonts w:ascii="Times New Roman" w:hAnsi="Times New Roman"/>
+          <w:b w:val="0"/>
+          <w:color w:val="000000"/>
+          <w:sz w:val="28"/>
+        </w:rPr>
+        <w:t>Утилита выводит название сценария, число элементов, внешний размер, текущую и пиковую память для всех восьми сценариев. Для 42 и None число элементов условно принято равным 1. Некоторые результаты трассировки равны нулю: учитываются только отслеженные выделения после её запуска, а не вся память объекта или процесса. В CPython 3.14.7 пик range оказался нулевым. Тогда программа сообщает, что отношение не определено: делить на ноль нельзя.</w:t>
+      </w:r>
+    </w:p>
+    <w:p>
+      <w:pPr>
+        <w:keepNext w:val="0"/>
+        <w:pageBreakBefore w:val="0"/>
+        <w:widowControl/>
+        <w:spacing w:line="360" w:lineRule="auto" w:before="0" w:after="0"/>
+        <w:ind w:firstLine="709"/>
+        <w:jc w:val="both"/>
+      </w:pPr>
+      <w:r>
+        <w:rPr>
+          <w:rFonts w:ascii="Times New Roman" w:hAnsi="Times New Roman"/>
+          <w:b w:val="0"/>
+          <w:color w:val="000000"/>
+          <w:sz w:val="28"/>
+        </w:rPr>
+        <w:t>Как уменьшить расход памяти:</w:t>
+      </w:r>
+    </w:p>
+    <w:p>
+      <w:pPr>
+        <w:keepNext w:val="0"/>
+        <w:pageBreakBefore w:val="0"/>
+        <w:widowControl/>
+        <w:spacing w:line="360" w:lineRule="auto" w:before="0" w:after="0"/>
+        <w:ind w:firstLine="709"/>
+        <w:jc w:val="both"/>
+      </w:pPr>
+      <w:r>
+        <w:rPr>
+          <w:rFonts w:ascii="Times New Roman" w:hAnsi="Times New Roman"/>
+          <w:b w:val="0"/>
+          <w:color w:val="000000"/>
+          <w:sz w:val="28"/>
+        </w:rPr>
+        <w:t>1. Использовать range вместо list(range(...)), если нужен только перебор — это показало задание 5.</w:t>
+      </w:r>
+    </w:p>
+    <w:p>
+      <w:pPr>
+        <w:keepNext w:val="0"/>
+        <w:pageBreakBefore w:val="0"/>
+        <w:widowControl/>
+        <w:spacing w:line="360" w:lineRule="auto" w:before="0" w:after="0"/>
+        <w:ind w:firstLine="709"/>
+        <w:jc w:val="both"/>
+      </w:pPr>
+      <w:r>
+        <w:rPr>
+          <w:rFonts w:ascii="Times New Roman" w:hAnsi="Times New Roman"/>
+          <w:b w:val="0"/>
+          <w:color w:val="000000"/>
+          <w:sz w:val="28"/>
+        </w:rPr>
+        <w:t>2. Не делать глубокую копию, если достаточно поверхностной — задание 2.</w:t>
+      </w:r>
+    </w:p>
+    <w:p>
+      <w:pPr>
+        <w:keepNext w:val="0"/>
+        <w:pageBreakBefore w:val="0"/>
+        <w:widowControl/>
+        <w:spacing w:line="360" w:lineRule="auto" w:before="0" w:after="0"/>
+        <w:ind w:firstLine="709"/>
+        <w:jc w:val="both"/>
+      </w:pPr>
+      <w:r>
+        <w:rPr>
+          <w:rFonts w:ascii="Times New Roman" w:hAnsi="Times New Roman"/>
+          <w:b w:val="0"/>
+          <w:color w:val="000000"/>
+          <w:sz w:val="28"/>
+        </w:rPr>
+        <w:t>3. Убирать ненужные сильные ссылки и использовать слабый кеш, если кеш не должен удерживать объекты — задание 3.</w:t>
+      </w:r>
+    </w:p>
+    <w:p>
+      <w:pPr>
+        <w:keepNext w:val="0"/>
+        <w:pageBreakBefore w:val="0"/>
+        <w:widowControl/>
+        <w:spacing w:line="360" w:lineRule="auto" w:before="0" w:after="0"/>
+        <w:ind w:firstLine="709"/>
+        <w:jc w:val="both"/>
+      </w:pPr>
+      <w:r>
+        <w:rPr>
+          <w:rFonts w:ascii="Times New Roman" w:hAnsi="Times New Roman"/>
+          <w:b w:val="0"/>
+          <w:color w:val="000000"/>
+          <w:sz w:val="28"/>
+        </w:rPr>
+        <w:t>4. Для набора значений, который не нужно менять, рассматривать кортеж: в задании 5 он оказался меньше списка.</w:t>
       </w:r>
     </w:p>
     <w:p>
@@ -2673,26 +2897,26 @@
           <w:color w:val="000000"/>
           <w:sz w:val="28"/>
         </w:rPr>
-        <w:t>Присваивание связывает имя с объектом и не копирует данные. Самые опасные ошибки — случайное совместное изменение вложенных структур, повторение одной строки при создании матрицы и удержание ненужных объектов сильными ссылками. Поверхностная копия отделяет внешний контейнер, глубокая — исследованные вложенные изменяемые объекты. Подсчёт ссылок дополняется сборкой недостижимых циклов. Измерения памяти требуют указания версии интерпретатора и различения внешнего размера, отслеженных выделений и памяти процесса.</w:t>
-      </w:r>
-    </w:p>
-    <w:p>
-      <w:pPr>
-        <w:keepNext w:val="0"/>
-        <w:pageBreakBefore w:val="0"/>
-        <w:widowControl/>
-        <w:spacing w:line="360" w:lineRule="auto" w:before="0" w:after="0"/>
-        <w:ind w:firstLine="709"/>
-        <w:jc w:val="both"/>
-      </w:pPr>
-      <w:r>
-        <w:rPr>
-          <w:rFonts w:ascii="Times New Roman" w:hAnsi="Times New Roman"/>
-          <w:b w:val="0"/>
-          <w:color w:val="000000"/>
-          <w:sz w:val="28"/>
-        </w:rPr>
-        <w:t>Все пять заданий и memory_report.py запущены без ошибок; проверки assert пройдены в CPython 3.11.9 и 3.14.7.</w:t>
+        <w:t>Переменная — это имя, связанное с объектом. Присваивание не создаёт копию. Если два имени связаны с одним списком, изменение видно через оба имени. Поверхностная копия отделяет внешний список, глубокая — и вложенные списки. Недостижимые циклы убирает сборщик мусора. Основные ошибки — случайно менять общий объект, создавать матрицу с общей строкой и хранить ненужные сильные ссылки.</w:t>
+      </w:r>
+    </w:p>
+    <w:p>
+      <w:pPr>
+        <w:keepNext w:val="0"/>
+        <w:pageBreakBefore w:val="0"/>
+        <w:widowControl/>
+        <w:spacing w:line="360" w:lineRule="auto" w:before="0" w:after="0"/>
+        <w:ind w:firstLine="709"/>
+        <w:jc w:val="both"/>
+      </w:pPr>
+      <w:r>
+        <w:rPr>
+          <w:rFonts w:ascii="Times New Roman" w:hAnsi="Times New Roman"/>
+          <w:b w:val="0"/>
+          <w:color w:val="000000"/>
+          <w:sz w:val="28"/>
+        </w:rPr>
+        <w:t>Все пять заданий и memory_report.py запущены в CPython 3.11.9 и 3.14.7. Проверки assert пройдены.</w:t>
       </w:r>
     </w:p>
     <w:p>
@@ -2731,7 +2955,7 @@
           <w:color w:val="000000"/>
           <w:sz w:val="24"/>
         </w:rPr>
-        <w:t>1. Python 3.11 — copy (https://docs.python.org/3.11/library/copy.html).</w:t>
+        <w:t>1. Python — copy (https://docs.python.org/3.11/library/copy.html).</w:t>
       </w:r>
     </w:p>
     <w:p>
@@ -2751,7 +2975,7 @@
           <w:color w:val="000000"/>
           <w:sz w:val="24"/>
         </w:rPr>
-        <w:t>2. Python 3.11 — sys (https://docs.python.org/3.11/library/sys.html).</w:t>
+        <w:t>2. Python — sys (https://docs.python.org/3.11/library/sys.html).</w:t>
       </w:r>
     </w:p>
     <w:p>
@@ -2771,7 +2995,7 @@
           <w:color w:val="000000"/>
           <w:sz w:val="24"/>
         </w:rPr>
-        <w:t>3. Python 3.11 — weakref (https://docs.python.org/3.11/library/weakref.html).</w:t>
+        <w:t>3. Python — weakref (https://docs.python.org/3.11/library/weakref.html).</w:t>
       </w:r>
     </w:p>
     <w:p>
@@ -2791,7 +3015,7 @@
           <w:color w:val="000000"/>
           <w:sz w:val="24"/>
         </w:rPr>
-        <w:t>4. Python 3.11 — gc (https://docs.python.org/3.11/library/gc.html).</w:t>
+        <w:t>4. Python — gc (https://docs.python.org/3.11/library/gc.html).</w:t>
       </w:r>
     </w:p>
     <w:p>
@@ -2811,7 +3035,7 @@
           <w:color w:val="000000"/>
           <w:sz w:val="24"/>
         </w:rPr>
-        <w:t>5. Python 3.11 — tracemalloc (https://docs.python.org/3.11/library/tracemalloc.html).</w:t>
+        <w:t>5. Python — tracemalloc (https://docs.python.org/3.11/library/tracemalloc.html).</w:t>
       </w:r>
     </w:p>
     <w:p>
@@ -2851,7 +3075,7 @@
           <w:color w:val="000000"/>
           <w:sz w:val="24"/>
         </w:rPr>
-        <w:t>7. Силлабус дисциплины (https://github.com/Jayandz/fai_topit_fundamentals_of_programming/blob/main/syllabus/course.md).</w:t>
+        <w:t>7. Силлабус (https://github.com/Jayandz/fai_topit_fundamentals_of_programming/blob/main/syllabus/course.md).</w:t>
       </w:r>
     </w:p>
     <w:p>
@@ -2871,7 +3095,7 @@
           <w:color w:val="000000"/>
           <w:sz w:val="24"/>
         </w:rPr>
-        <w:t>8. Требования ИТМО к оформлению, раздел 4 (https://student.itmo.ru/files/1314).</w:t>
+        <w:t>8. Требования к оформлению (https://student.itmo.ru/files/1314).</w:t>
       </w:r>
     </w:p>
     <w:p>
@@ -2909,7 +3133,7 @@
           <w:color w:val="000000"/>
           <w:sz w:val="28"/>
         </w:rPr>
-        <w:t>Из папки solutions/lab_02 последовательно выполнить:</w:t>
+        <w:t>Из папки solutions/lab_02 выполнить:</w:t>
       </w:r>
     </w:p>
     <w:p>
@@ -2958,7 +3182,7 @@
           <w:color w:val="000000"/>
           <w:sz w:val="28"/>
         </w:rPr>
-        <w:t>Нужен CPython 3.11 или новее. Сторонних библиотек нет. Файлы сдачи: task_1.py–task_5.py, memory_report.py, REPORT.md, REPORT.docx. Протоколы фактических запусков: EXPERIMENTS.txt, EXPERIMENTS_314.txt.</w:t>
+        <w:t>Нужен CPython 3.11 или новее, сторонних библиотек нет. На сдачу: пять файлов заданий, memory_report.py, REPORT.md, REPORT.docx. В протоколах сохранены результаты запусков. Краткие пояснения к коду находятся в HELP.md.</w:t>
       </w:r>
     </w:p>
     <w:sectPr>

--- a/solutions/lab_02/REPORT.docx
+++ b/solutions/lab_02/REPORT.docx
@@ -663,6 +663,120 @@
           <w:color w:val="000000"/>
           <w:sz w:val="32"/>
         </w:rPr>
+        <w:t>Задачи работы</w:t>
+      </w:r>
+    </w:p>
+    <w:p>
+      <w:pPr>
+        <w:keepNext w:val="0"/>
+        <w:pageBreakBefore w:val="0"/>
+        <w:widowControl/>
+        <w:spacing w:line="360" w:lineRule="auto" w:before="0" w:after="0"/>
+        <w:ind w:firstLine="709"/>
+        <w:jc w:val="both"/>
+      </w:pPr>
+      <w:r>
+        <w:rPr>
+          <w:rFonts w:ascii="Times New Roman" w:hAnsi="Times New Roman"/>
+          <w:b w:val="0"/>
+          <w:color w:val="000000"/>
+          <w:sz w:val="28"/>
+        </w:rPr>
+        <w:t>1. Исследовать присваивание и изменение чисел, списков и конфигураций проекта.</w:t>
+      </w:r>
+    </w:p>
+    <w:p>
+      <w:pPr>
+        <w:keepNext w:val="0"/>
+        <w:pageBreakBefore w:val="0"/>
+        <w:widowControl/>
+        <w:spacing w:line="360" w:lineRule="auto" w:before="0" w:after="0"/>
+        <w:ind w:firstLine="709"/>
+        <w:jc w:val="both"/>
+      </w:pPr>
+      <w:r>
+        <w:rPr>
+          <w:rFonts w:ascii="Times New Roman" w:hAnsi="Times New Roman"/>
+          <w:b w:val="0"/>
+          <w:color w:val="000000"/>
+          <w:sz w:val="28"/>
+        </w:rPr>
+        <w:t>2. Сравнить поверхностное и глубокое копирование, проверить создание матрицы.</w:t>
+      </w:r>
+    </w:p>
+    <w:p>
+      <w:pPr>
+        <w:keepNext w:val="0"/>
+        <w:pageBreakBefore w:val="0"/>
+        <w:widowControl/>
+        <w:spacing w:line="360" w:lineRule="auto" w:before="0" w:after="0"/>
+        <w:ind w:firstLine="709"/>
+        <w:jc w:val="both"/>
+      </w:pPr>
+      <w:r>
+        <w:rPr>
+          <w:rFonts w:ascii="Times New Roman" w:hAnsi="Times New Roman"/>
+          <w:b w:val="0"/>
+          <w:color w:val="000000"/>
+          <w:sz w:val="28"/>
+        </w:rPr>
+        <w:t>3. Изучить подсчёт сильных ссылок и работу слабого реестра.</w:t>
+      </w:r>
+    </w:p>
+    <w:p>
+      <w:pPr>
+        <w:keepNext w:val="0"/>
+        <w:pageBreakBefore w:val="0"/>
+        <w:widowControl/>
+        <w:spacing w:line="360" w:lineRule="auto" w:before="0" w:after="0"/>
+        <w:ind w:firstLine="709"/>
+        <w:jc w:val="both"/>
+      </w:pPr>
+      <w:r>
+        <w:rPr>
+          <w:rFonts w:ascii="Times New Roman" w:hAnsi="Times New Roman"/>
+          <w:b w:val="0"/>
+          <w:color w:val="000000"/>
+          <w:sz w:val="28"/>
+        </w:rPr>
+        <w:t>4. Создать циклы ссылок и исследовать их сборку.</w:t>
+      </w:r>
+    </w:p>
+    <w:p>
+      <w:pPr>
+        <w:keepNext w:val="0"/>
+        <w:pageBreakBefore w:val="0"/>
+        <w:widowControl/>
+        <w:spacing w:line="360" w:lineRule="auto" w:before="0" w:after="0"/>
+        <w:ind w:firstLine="709"/>
+        <w:jc w:val="both"/>
+      </w:pPr>
+      <w:r>
+        <w:rPr>
+          <w:rFonts w:ascii="Times New Roman" w:hAnsi="Times New Roman"/>
+          <w:b w:val="0"/>
+          <w:color w:val="000000"/>
+          <w:sz w:val="28"/>
+        </w:rPr>
+        <w:t>5. Измерить размеры объектов, рост списка и расход памяти списка и range.</w:t>
+      </w:r>
+    </w:p>
+    <w:p>
+      <w:pPr>
+        <w:keepNext/>
+        <w:pageBreakBefore w:val="0"/>
+        <w:widowControl/>
+        <w:spacing w:line="360" w:lineRule="auto" w:before="160" w:after="120"/>
+        <w:ind w:firstLine="0"/>
+        <w:jc w:val="center"/>
+      </w:pPr>
+      <w:r>
+        <w:rPr>
+          <w:rFonts w:ascii="Times New Roman" w:hAnsi="Times New Roman"/>
+          <w:b/>
+          <w:color w:val="000000"/>
+          <w:sz w:val="32"/>
+        </w:rPr>
         <w:t>Ход работы</w:t>
       </w:r>
     </w:p>
@@ -682,7 +796,7 @@
           <w:color w:val="000000"/>
           <w:sz w:val="28"/>
         </w:rPr>
-        <w:t>Работа проверена в CPython 3.11.9 и 3.14.7 на Windows. Числа ниже получены в CPython 3.11.9. Полный вывод программ сохранён в EXPERIMENTS.txt и EXPERIMENTS_314.txt. В другом запуске значения id() и измерения памяти могут отличаться.</w:t>
+        <w:t>Работа проверена в CPython 3.11.9 и 3.14.7 на Windows. Числа ниже получены в CPython 3.11.9. Полный вывод программ сохранён в results/EXPERIMENTS.txt и results/EXPERIMENTS_314.txt. В другом запуске значения id() и измерения памяти могут отличаться.</w:t>
       </w:r>
     </w:p>
     <w:p>
@@ -1968,7 +2082,7 @@
           <w:color w:val="000000"/>
           <w:sz w:val="28"/>
         </w:rPr>
-        <w:t>Файлы: task_5.py и memory_report.py. Первый запускает общую программу измерений. В ней measure() измеряет один сценарий, collect_measurements() собирает результаты, print_report() выводит их. Все результаты сначала сохраняются в списках и словарях.</w:t>
+        <w:t>В task_5.py три части записаны последовательно: размеры шести объектов, рост списка и отдельные измерения большого списка и range. Функция collect_measurements() сохраняет результаты, print_report() затем печатает их. Утилита memory_report.py вызывает ту же программу, чтобы не дублировать измерения.</w:t>
       </w:r>
     </w:p>
     <w:p>
@@ -2764,7 +2878,7 @@
           <w:color w:val="000000"/>
           <w:sz w:val="28"/>
         </w:rPr>
-        <w:t>Утилита выводит название сценария, число элементов, внешний размер, текущую и пиковую память для всех восьми сценариев. Для 42 и None число элементов условно принято равным 1. Некоторые результаты трассировки равны нулю: учитываются только отслеженные выделения после её запуска, а не вся память объекта или процесса. В CPython 3.14.7 пик range оказался нулевым. Тогда программа сообщает, что отношение не определено: делить на ноль нельзя.</w:t>
+        <w:t>Утилита выводит размеры шести объектов, шаги роста списка и полные результаты двух сравниваемых сценариев: название, число элементов, внешний размер, текущую и пиковую память. Трассировка учитывает выделения после её запуска, а не всю память объекта или процесса. В CPython 3.14.7 пик range оказался нулевым. Тогда программа сообщает, что отношение не определено: делить на ноль нельзя.</w:t>
       </w:r>
     </w:p>
     <w:p>
@@ -3182,7 +3296,7 @@
           <w:color w:val="000000"/>
           <w:sz w:val="28"/>
         </w:rPr>
-        <w:t>Нужен CPython 3.11 или новее, сторонних библиотек нет. На сдачу: пять файлов заданий, memory_report.py, REPORT.md, REPORT.docx. В протоколах сохранены результаты запусков. Краткие пояснения к коду находятся в HELP.md.</w:t>
+        <w:t>Нужен CPython 3.11 или новее, сторонних библиотек нет. На сдачу: пять файлов заданий, memory_report.py, REPORT.md, REPORT.docx. Дополнительные протоколы запусков находятся в папке results. Краткие пояснения к коду находятся в HELP.md.</w:t>
       </w:r>
     </w:p>
     <w:sectPr>

--- a/solutions/lab_02/REPORT.docx
+++ b/solutions/lab_02/REPORT.docx
@@ -3296,7 +3296,7 @@
           <w:color w:val="000000"/>
           <w:sz w:val="28"/>
         </w:rPr>
-        <w:t>Нужен CPython 3.11 или новее, сторонних библиотек нет. На сдачу: пять файлов заданий, memory_report.py, REPORT.md, REPORT.docx. Дополнительные протоколы запусков находятся в папке results. Краткие пояснения к коду находятся в HELP.md.</w:t>
+        <w:t>Нужен CPython 3.11 или новее, сторонних библиотек нет. На сдачу: пять файлов заданий, memory_report.py, REPORT.md, REPORT.docx. Дополнительные протоколы запусков находятся в папке results.</w:t>
       </w:r>
     </w:p>
     <w:sectPr>

--- a/solutions/lab_02/REPORT.docx
+++ b/solutions/lab_02/REPORT.docx
@@ -796,7 +796,7 @@
           <w:color w:val="000000"/>
           <w:sz w:val="28"/>
         </w:rPr>
-        <w:t>Работа проверена в CPython 3.11.9 и 3.14.7 на Windows. Числа ниже получены в CPython 3.11.9. Полный вывод программ сохранён в results/EXPERIMENTS.txt и results/EXPERIMENTS_314.txt. В другом запуске значения id() и измерения памяти могут отличаться.</w:t>
+        <w:t>Работа выполнена и проверена в CPython 3.14.7 на Windows. Ниже приведены результаты запуска в этой версии. В другом запуске значения id() и измерения памяти могут отличаться.</w:t>
       </w:r>
     </w:p>
     <w:p>
@@ -1680,7 +1680,7 @@
           <w:color w:val="000000"/>
           <w:sz w:val="28"/>
         </w:rPr>
-        <w:t>Результат в CPython 3.11.9: 2 -&gt; 3 -&gt; 4 -&gt; 3 -&gt; 2. Вызов sys.getrefcount(data) здесь сам добавляет временную ссылку на аргумент. В CPython 3.14.7 получено 1 -&gt; 2 -&gt; 3 -&gt; 2 -&gt; 1: абсолютные числа отличаются, но изменения те же. Поэтому проверки сравнивают счётчик с его начальным значением.</w:t>
+        <w:t>Результат в CPython 3.14.7: 2 -&gt; 3 -&gt; 4 -&gt; 3 -&gt; 2. В этом запуске вызов sys.getrefcount(data) учитывает временную ссылку на аргумент. Добавление имени и ссылки из контейнера увеличивает счётчик по одному, удаление — уменьшает. Проверки сравнивают счётчик с его начальным значением.</w:t>
       </w:r>
     </w:p>
     <w:p>
@@ -1870,7 +1870,7 @@
           <w:color w:val="000000"/>
           <w:sz w:val="28"/>
         </w:rPr>
-        <w:t>Результат: first[0] is second и second[0] is first дают True. Идентификаторы сохранены до удаления имён. После del first, second вызов gc.collect() вернул 2. В начале программы сборщик включён, пороги равны (700, 10, 10), статистика выведена в протоколе.</w:t>
+        <w:t>Результат: first[0] is second и second[0] is first дают True. Идентификаторы сохранены до удаления имён. После del first, second вызов gc.collect() вернул 2. В начале программы сборщик включён, пороги равны (2000, 10, 10), статистика выведена на экран.</w:t>
       </w:r>
     </w:p>
     <w:p>
@@ -2309,7 +2309,7 @@
                 <w:b w:val="0"/>
                 <w:sz w:val="24"/>
               </w:rPr>
-              <w:t>120</w:t>
+              <w:t>128</w:t>
             </w:r>
           </w:p>
         </w:tc>
@@ -2352,7 +2352,7 @@
                 <w:b w:val="0"/>
                 <w:sz w:val="24"/>
               </w:rPr>
-              <w:t>59</w:t>
+              <w:t>51</w:t>
             </w:r>
           </w:p>
         </w:tc>
@@ -2718,7 +2718,7 @@
                 <w:b w:val="0"/>
                 <w:sz w:val="24"/>
               </w:rPr>
-              <w:t>3898.2734</w:t>
+              <w:t>3895.5547</w:t>
             </w:r>
           </w:p>
         </w:tc>
@@ -2737,7 +2737,7 @@
                 <w:b w:val="0"/>
                 <w:sz w:val="24"/>
               </w:rPr>
-              <w:t>3898.3828</w:t>
+              <w:t>3895.5547</w:t>
             </w:r>
           </w:p>
         </w:tc>
@@ -2818,7 +2818,7 @@
                 <w:b w:val="0"/>
                 <w:sz w:val="24"/>
               </w:rPr>
-              <w:t>0.0781</w:t>
+              <w:t>0.0000</w:t>
             </w:r>
           </w:p>
         </w:tc>
@@ -2837,7 +2837,7 @@
                 <w:b w:val="0"/>
                 <w:sz w:val="24"/>
               </w:rPr>
-              <w:t>0.1250</w:t>
+              <w:t>0.0000</w:t>
             </w:r>
           </w:p>
         </w:tc>
@@ -2859,26 +2859,26 @@
           <w:color w:val="000000"/>
           <w:sz w:val="28"/>
         </w:rPr>
-        <w:t>КиБ = 1024 байта. Отношение пиков в этом запуске — примерно 31187,06. Список хранит готовые значения, а range — правило их получения. Поэтому для простого перебора создавать большой список не обязательно.</w:t>
-      </w:r>
-    </w:p>
-    <w:p>
-      <w:pPr>
-        <w:keepNext w:val="0"/>
-        <w:pageBreakBefore w:val="0"/>
-        <w:widowControl/>
-        <w:spacing w:line="360" w:lineRule="auto" w:before="0" w:after="0"/>
-        <w:ind w:firstLine="709"/>
-        <w:jc w:val="both"/>
-      </w:pPr>
-      <w:r>
-        <w:rPr>
-          <w:rFonts w:ascii="Times New Roman" w:hAnsi="Times New Roman"/>
-          <w:b w:val="0"/>
-          <w:color w:val="000000"/>
-          <w:sz w:val="28"/>
-        </w:rPr>
-        <w:t>Утилита выводит размеры шести объектов, шаги роста списка и полные результаты двух сравниваемых сценариев: название, число элементов, внешний размер, текущую и пиковую память. Трассировка учитывает выделения после её запуска, а не всю память объекта или процесса. В CPython 3.14.7 пик range оказался нулевым. Тогда программа сообщает, что отношение не определено: делить на ноль нельзя.</w:t>
+        <w:t>КиБ = 1024 байта. Измеренный пик range равен нулю, поэтому отношение пиков в этом запуске не определено: делить на ноль нельзя. Список хранит готовые значения, а range — правило их получения. Поэтому для простого перебора создавать большой список не обязательно.</w:t>
+      </w:r>
+    </w:p>
+    <w:p>
+      <w:pPr>
+        <w:keepNext w:val="0"/>
+        <w:pageBreakBefore w:val="0"/>
+        <w:widowControl/>
+        <w:spacing w:line="360" w:lineRule="auto" w:before="0" w:after="0"/>
+        <w:ind w:firstLine="709"/>
+        <w:jc w:val="both"/>
+      </w:pPr>
+      <w:r>
+        <w:rPr>
+          <w:rFonts w:ascii="Times New Roman" w:hAnsi="Times New Roman"/>
+          <w:b w:val="0"/>
+          <w:color w:val="000000"/>
+          <w:sz w:val="28"/>
+        </w:rPr>
+        <w:t>Утилита выводит размеры шести объектов, шаги роста списка и полные результаты двух сравниваемых сценариев: название, число элементов, внешний размер, текущую и пиковую память. Трассировка учитывает выделения после её запуска, а не всю память объекта или процесса. Нулевое отслеженное выделение не означает нулевой внешний размер объекта; программа отдельно выводит размер через sys.getsizeof().</w:t>
       </w:r>
     </w:p>
     <w:p>
@@ -3030,7 +3030,7 @@
           <w:color w:val="000000"/>
           <w:sz w:val="28"/>
         </w:rPr>
-        <w:t>Все пять заданий и memory_report.py запущены в CPython 3.11.9 и 3.14.7. Проверки assert пройдены.</w:t>
+        <w:t>Все пять заданий и memory_report.py запущены в CPython 3.14.7. Проверки assert пройдены.</w:t>
       </w:r>
     </w:p>
     <w:p>
@@ -3069,7 +3069,7 @@
           <w:color w:val="000000"/>
           <w:sz w:val="24"/>
         </w:rPr>
-        <w:t>1. Python — copy (https://docs.python.org/3.11/library/copy.html).</w:t>
+        <w:t>1. Python — copy (https://docs.python.org/3.14/library/copy.html).</w:t>
       </w:r>
     </w:p>
     <w:p>
@@ -3089,7 +3089,7 @@
           <w:color w:val="000000"/>
           <w:sz w:val="24"/>
         </w:rPr>
-        <w:t>2. Python — sys (https://docs.python.org/3.11/library/sys.html).</w:t>
+        <w:t>2. Python — sys (https://docs.python.org/3.14/library/sys.html).</w:t>
       </w:r>
     </w:p>
     <w:p>
@@ -3109,7 +3109,7 @@
           <w:color w:val="000000"/>
           <w:sz w:val="24"/>
         </w:rPr>
-        <w:t>3. Python — weakref (https://docs.python.org/3.11/library/weakref.html).</w:t>
+        <w:t>3. Python — weakref (https://docs.python.org/3.14/library/weakref.html).</w:t>
       </w:r>
     </w:p>
     <w:p>
@@ -3129,7 +3129,7 @@
           <w:color w:val="000000"/>
           <w:sz w:val="24"/>
         </w:rPr>
-        <w:t>4. Python — gc (https://docs.python.org/3.11/library/gc.html).</w:t>
+        <w:t>4. Python — gc (https://docs.python.org/3.14/library/gc.html).</w:t>
       </w:r>
     </w:p>
     <w:p>
@@ -3149,7 +3149,7 @@
           <w:color w:val="000000"/>
           <w:sz w:val="24"/>
         </w:rPr>
-        <w:t>5. Python — tracemalloc (https://docs.python.org/3.11/library/tracemalloc.html).</w:t>
+        <w:t>5. Python — tracemalloc (https://docs.python.org/3.14/library/tracemalloc.html).</w:t>
       </w:r>
     </w:p>
     <w:p>
@@ -3296,7 +3296,7 @@
           <w:color w:val="000000"/>
           <w:sz w:val="28"/>
         </w:rPr>
-        <w:t>Нужен CPython 3.11 или новее, сторонних библиотек нет. На сдачу: пять файлов заданий, memory_report.py, REPORT.md, REPORT.docx. Дополнительные протоколы запусков находятся в папке results.</w:t>
+        <w:t>Для выполнения использован CPython 3.14.7, сторонних библиотек нет. На сдачу: пять файлов заданий, memory_report.py, REPORT.md, REPORT.docx.</w:t>
       </w:r>
     </w:p>
     <w:sectPr>
